--- a/paper/paper.docx
+++ b/paper/paper.docx
@@ -1145,7 +1145,7 @@
           <w:i/>
           <w:sz w:val="18"/>
         </w:rPr>
-        <w:t>Table. Cross-dataset evaluation on an external brain MRI compilation, before and after removing images that duplicate our training data. 63.5% of the external set overlaps; the contaminated split scores no higher than the clean one.</w:t>
+        <w:t>Table III. Cross-dataset evaluation on an external brain MRI compilation, before and after removing images that duplicate our training data. 63.5% of the external set overlaps; the contaminated split scores no higher than the clean one.</w:t>
       </w:r>
     </w:p>
     <w:tbl>

--- a/paper/paper.docx
+++ b/paper/paper.docx
@@ -8,12 +8,19 @@
         <w:jc w:val="center"/>
       </w:pPr>
       <w:r>
+        <w:rPr>
+          <w:rFonts w:ascii="Times New Roman" w:hAnsi="Times New Roman"/>
+          <w:sz w:val="36"/>
+        </w:rPr>
         <w:t>Beyond the Single Run: An Empirical Audit of Seed Variance, Dataset Leakage, and Statistical Power in Multi-Modality Medical Image Classification</w:t>
       </w:r>
     </w:p>
     <w:p>
       <w:pPr>
         <w:jc w:val="center"/>
+        <w:pBdr>
+          <w:bottom w:val="single" w:sz="6" w:space="4" w:color="000000"/>
+        </w:pBdr>
       </w:pPr>
       <w:r>
         <w:rPr>
@@ -30,7 +37,16 @@
         <w:t>adityaasahoo@gmail.com</w:t>
       </w:r>
     </w:p>
-    <w:p/>
+    <w:p>
+      <w:pPr>
+        <w:sectPr>
+          <w:pgSz w:w="12240" w:h="15840"/>
+          <w:pgMar w:top="1080" w:right="1080" w:bottom="1080" w:left="1080" w:header="720" w:footer="720" w:gutter="0"/>
+          <w:cols w:space="720"/>
+          <w:docGrid w:linePitch="360"/>
+        </w:sectPr>
+      </w:pPr>
+    </w:p>
     <w:p>
       <w:r>
         <w:rPr>
@@ -87,8 +103,15 @@
     <w:p>
       <w:pPr>
         <w:pStyle w:val="Heading1"/>
+        <w:jc w:val="center"/>
       </w:pPr>
       <w:r>
+        <w:rPr>
+          <w:rFonts w:ascii="Times New Roman" w:hAnsi="Times New Roman"/>
+          <w:b/>
+          <w:color w:val="000000"/>
+          <w:sz w:val="22"/>
+        </w:rPr>
         <w:t>I. Introduction</w:t>
       </w:r>
     </w:p>
@@ -133,8 +156,15 @@
     <w:p>
       <w:pPr>
         <w:pStyle w:val="Heading1"/>
+        <w:jc w:val="center"/>
       </w:pPr>
       <w:r>
+        <w:rPr>
+          <w:rFonts w:ascii="Times New Roman" w:hAnsi="Times New Roman"/>
+          <w:b/>
+          <w:color w:val="000000"/>
+          <w:sz w:val="22"/>
+        </w:rPr>
         <w:t>II. Related Work</w:t>
       </w:r>
     </w:p>
@@ -221,8 +251,15 @@
     <w:p>
       <w:pPr>
         <w:pStyle w:val="Heading1"/>
+        <w:jc w:val="center"/>
       </w:pPr>
       <w:r>
+        <w:rPr>
+          <w:rFonts w:ascii="Times New Roman" w:hAnsi="Times New Roman"/>
+          <w:b/>
+          <w:color w:val="000000"/>
+          <w:sz w:val="22"/>
+        </w:rPr>
         <w:t>III. Platform and Datasets</w:t>
       </w:r>
     </w:p>
@@ -247,18 +284,19 @@
       <w:tblPr>
         <w:tblStyle w:val="LightGrid-Accent1"/>
         <w:tblW w:type="auto" w:w="0"/>
+        <w:tblLayout w:type="fixed"/>
         <w:tblLook w:firstColumn="1" w:firstRow="1" w:lastColumn="0" w:lastRow="0" w:noHBand="0" w:noVBand="1" w:val="04A0"/>
       </w:tblPr>
       <w:tblGrid>
-        <w:gridCol w:w="2160"/>
-        <w:gridCol w:w="2160"/>
-        <w:gridCol w:w="2160"/>
-        <w:gridCol w:w="2160"/>
+        <w:gridCol w:w="2613"/>
+        <w:gridCol w:w="2613"/>
+        <w:gridCol w:w="2613"/>
+        <w:gridCol w:w="2613"/>
       </w:tblGrid>
       <w:tr>
         <w:tc>
           <w:tcPr>
-            <w:tcW w:type="dxa" w:w="2160"/>
+            <w:tcW w:type="dxa" w:w="1930"/>
           </w:tcPr>
           <w:p>
             <w:r>
@@ -272,7 +310,7 @@
         </w:tc>
         <w:tc>
           <w:tcPr>
-            <w:tcW w:type="dxa" w:w="2160"/>
+            <w:tcW w:type="dxa" w:w="965"/>
           </w:tcPr>
           <w:p>
             <w:r>
@@ -286,7 +324,7 @@
         </w:tc>
         <w:tc>
           <w:tcPr>
-            <w:tcW w:type="dxa" w:w="2160"/>
+            <w:tcW w:type="dxa" w:w="965"/>
           </w:tcPr>
           <w:p>
             <w:r>
@@ -300,7 +338,7 @@
         </w:tc>
         <w:tc>
           <w:tcPr>
-            <w:tcW w:type="dxa" w:w="2160"/>
+            <w:tcW w:type="dxa" w:w="965"/>
           </w:tcPr>
           <w:p>
             <w:r>
@@ -316,7 +354,7 @@
       <w:tr>
         <w:tc>
           <w:tcPr>
-            <w:tcW w:type="dxa" w:w="2160"/>
+            <w:tcW w:type="dxa" w:w="1930"/>
           </w:tcPr>
           <w:p>
             <w:r>
@@ -329,7 +367,7 @@
         </w:tc>
         <w:tc>
           <w:tcPr>
-            <w:tcW w:type="dxa" w:w="2160"/>
+            <w:tcW w:type="dxa" w:w="965"/>
           </w:tcPr>
           <w:p>
             <w:r>
@@ -342,7 +380,7 @@
         </w:tc>
         <w:tc>
           <w:tcPr>
-            <w:tcW w:type="dxa" w:w="2160"/>
+            <w:tcW w:type="dxa" w:w="965"/>
           </w:tcPr>
           <w:p>
             <w:r>
@@ -355,7 +393,7 @@
         </w:tc>
         <w:tc>
           <w:tcPr>
-            <w:tcW w:type="dxa" w:w="2160"/>
+            <w:tcW w:type="dxa" w:w="965"/>
           </w:tcPr>
           <w:p>
             <w:r>
@@ -370,7 +408,7 @@
       <w:tr>
         <w:tc>
           <w:tcPr>
-            <w:tcW w:type="dxa" w:w="2160"/>
+            <w:tcW w:type="dxa" w:w="1930"/>
           </w:tcPr>
           <w:p>
             <w:r>
@@ -383,7 +421,7 @@
         </w:tc>
         <w:tc>
           <w:tcPr>
-            <w:tcW w:type="dxa" w:w="2160"/>
+            <w:tcW w:type="dxa" w:w="965"/>
           </w:tcPr>
           <w:p>
             <w:r>
@@ -396,7 +434,7 @@
         </w:tc>
         <w:tc>
           <w:tcPr>
-            <w:tcW w:type="dxa" w:w="2160"/>
+            <w:tcW w:type="dxa" w:w="965"/>
           </w:tcPr>
           <w:p>
             <w:r>
@@ -409,7 +447,7 @@
         </w:tc>
         <w:tc>
           <w:tcPr>
-            <w:tcW w:type="dxa" w:w="2160"/>
+            <w:tcW w:type="dxa" w:w="965"/>
           </w:tcPr>
           <w:p>
             <w:r>
@@ -424,7 +462,7 @@
       <w:tr>
         <w:tc>
           <w:tcPr>
-            <w:tcW w:type="dxa" w:w="2160"/>
+            <w:tcW w:type="dxa" w:w="1930"/>
           </w:tcPr>
           <w:p>
             <w:r>
@@ -437,7 +475,7 @@
         </w:tc>
         <w:tc>
           <w:tcPr>
-            <w:tcW w:type="dxa" w:w="2160"/>
+            <w:tcW w:type="dxa" w:w="965"/>
           </w:tcPr>
           <w:p>
             <w:r>
@@ -450,7 +488,7 @@
         </w:tc>
         <w:tc>
           <w:tcPr>
-            <w:tcW w:type="dxa" w:w="2160"/>
+            <w:tcW w:type="dxa" w:w="965"/>
           </w:tcPr>
           <w:p>
             <w:r>
@@ -463,7 +501,7 @@
         </w:tc>
         <w:tc>
           <w:tcPr>
-            <w:tcW w:type="dxa" w:w="2160"/>
+            <w:tcW w:type="dxa" w:w="965"/>
           </w:tcPr>
           <w:p>
             <w:r>
@@ -515,8 +553,15 @@
     <w:p>
       <w:pPr>
         <w:pStyle w:val="Heading1"/>
+        <w:jc w:val="center"/>
       </w:pPr>
       <w:r>
+        <w:rPr>
+          <w:rFonts w:ascii="Times New Roman" w:hAnsi="Times New Roman"/>
+          <w:b/>
+          <w:color w:val="000000"/>
+          <w:sz w:val="22"/>
+        </w:rPr>
         <w:t>IV. Audit Methodology</w:t>
       </w:r>
     </w:p>
@@ -525,6 +570,12 @@
         <w:pStyle w:val="Heading2"/>
       </w:pPr>
       <w:r>
+        <w:rPr>
+          <w:rFonts w:ascii="Times New Roman" w:hAnsi="Times New Roman"/>
+          <w:b/>
+          <w:color w:val="000000"/>
+          <w:sz w:val="20"/>
+        </w:rPr>
         <w:t>A. Multi-seed statistical evaluation</w:t>
       </w:r>
     </w:p>
@@ -565,6 +616,12 @@
         <w:pStyle w:val="Heading2"/>
       </w:pPr>
       <w:r>
+        <w:rPr>
+          <w:rFonts w:ascii="Times New Roman" w:hAnsi="Times New Roman"/>
+          <w:b/>
+          <w:color w:val="000000"/>
+          <w:sz w:val="20"/>
+        </w:rPr>
         <w:t>B. Cross-dataset leakage screening</w:t>
       </w:r>
     </w:p>
@@ -587,6 +644,12 @@
         <w:pStyle w:val="Heading2"/>
       </w:pPr>
       <w:r>
+        <w:rPr>
+          <w:rFonts w:ascii="Times New Roman" w:hAnsi="Times New Roman"/>
+          <w:b/>
+          <w:color w:val="000000"/>
+          <w:sz w:val="20"/>
+        </w:rPr>
         <w:t>C. Ensemble distillation</w:t>
       </w:r>
     </w:p>
@@ -633,6 +696,12 @@
         <w:pStyle w:val="Heading2"/>
       </w:pPr>
       <w:r>
+        <w:rPr>
+          <w:rFonts w:ascii="Times New Roman" w:hAnsi="Times New Roman"/>
+          <w:b/>
+          <w:color w:val="000000"/>
+          <w:sz w:val="20"/>
+        </w:rPr>
         <w:t>D. Accuracy versus ROC-AUC under identical evaluation conditions</w:t>
       </w:r>
     </w:p>
@@ -662,8 +731,15 @@
     <w:p>
       <w:pPr>
         <w:pStyle w:val="Heading1"/>
+        <w:jc w:val="center"/>
       </w:pPr>
       <w:r>
+        <w:rPr>
+          <w:rFonts w:ascii="Times New Roman" w:hAnsi="Times New Roman"/>
+          <w:b/>
+          <w:color w:val="000000"/>
+          <w:sz w:val="22"/>
+        </w:rPr>
         <w:t>V. Results</w:t>
       </w:r>
     </w:p>
@@ -672,6 +748,12 @@
         <w:pStyle w:val="Heading2"/>
       </w:pPr>
       <w:r>
+        <w:rPr>
+          <w:rFonts w:ascii="Times New Roman" w:hAnsi="Times New Roman"/>
+          <w:b/>
+          <w:color w:val="000000"/>
+          <w:sz w:val="20"/>
+        </w:rPr>
         <w:t>A. The deployed model was the least favourable of five seeds</w:t>
       </w:r>
     </w:p>
@@ -691,17 +773,18 @@
       <w:tblPr>
         <w:tblStyle w:val="LightGrid-Accent1"/>
         <w:tblW w:type="auto" w:w="0"/>
+        <w:tblLayout w:type="fixed"/>
         <w:tblLook w:firstColumn="1" w:firstRow="1" w:lastColumn="0" w:lastRow="0" w:noHBand="0" w:noVBand="1" w:val="04A0"/>
       </w:tblPr>
       <w:tblGrid>
-        <w:gridCol w:w="2880"/>
-        <w:gridCol w:w="2880"/>
-        <w:gridCol w:w="2880"/>
+        <w:gridCol w:w="3485"/>
+        <w:gridCol w:w="3485"/>
+        <w:gridCol w:w="3485"/>
       </w:tblGrid>
       <w:tr>
         <w:tc>
           <w:tcPr>
-            <w:tcW w:type="dxa" w:w="2880"/>
+            <w:tcW w:type="dxa" w:w="1930"/>
           </w:tcPr>
           <w:p>
             <w:r>
@@ -715,7 +798,7 @@
         </w:tc>
         <w:tc>
           <w:tcPr>
-            <w:tcW w:type="dxa" w:w="2880"/>
+            <w:tcW w:type="dxa" w:w="1447"/>
           </w:tcPr>
           <w:p>
             <w:r>
@@ -729,7 +812,7 @@
         </w:tc>
         <w:tc>
           <w:tcPr>
-            <w:tcW w:type="dxa" w:w="2880"/>
+            <w:tcW w:type="dxa" w:w="1447"/>
           </w:tcPr>
           <w:p>
             <w:r>
@@ -745,7 +828,7 @@
       <w:tr>
         <w:tc>
           <w:tcPr>
-            <w:tcW w:type="dxa" w:w="2880"/>
+            <w:tcW w:type="dxa" w:w="1930"/>
           </w:tcPr>
           <w:p>
             <w:r>
@@ -758,7 +841,7 @@
         </w:tc>
         <w:tc>
           <w:tcPr>
-            <w:tcW w:type="dxa" w:w="2880"/>
+            <w:tcW w:type="dxa" w:w="1447"/>
           </w:tcPr>
           <w:p>
             <w:r>
@@ -771,7 +854,7 @@
         </w:tc>
         <w:tc>
           <w:tcPr>
-            <w:tcW w:type="dxa" w:w="2880"/>
+            <w:tcW w:type="dxa" w:w="1447"/>
           </w:tcPr>
           <w:p>
             <w:r>
@@ -786,7 +869,7 @@
       <w:tr>
         <w:tc>
           <w:tcPr>
-            <w:tcW w:type="dxa" w:w="2880"/>
+            <w:tcW w:type="dxa" w:w="1930"/>
           </w:tcPr>
           <w:p>
             <w:r>
@@ -799,7 +882,7 @@
         </w:tc>
         <w:tc>
           <w:tcPr>
-            <w:tcW w:type="dxa" w:w="2880"/>
+            <w:tcW w:type="dxa" w:w="1447"/>
           </w:tcPr>
           <w:p>
             <w:r>
@@ -812,7 +895,7 @@
         </w:tc>
         <w:tc>
           <w:tcPr>
-            <w:tcW w:type="dxa" w:w="2880"/>
+            <w:tcW w:type="dxa" w:w="1447"/>
           </w:tcPr>
           <w:p>
             <w:r>
@@ -827,7 +910,7 @@
       <w:tr>
         <w:tc>
           <w:tcPr>
-            <w:tcW w:type="dxa" w:w="2880"/>
+            <w:tcW w:type="dxa" w:w="1930"/>
           </w:tcPr>
           <w:p>
             <w:r>
@@ -840,7 +923,7 @@
         </w:tc>
         <w:tc>
           <w:tcPr>
-            <w:tcW w:type="dxa" w:w="2880"/>
+            <w:tcW w:type="dxa" w:w="1447"/>
           </w:tcPr>
           <w:p>
             <w:r>
@@ -853,7 +936,7 @@
         </w:tc>
         <w:tc>
           <w:tcPr>
-            <w:tcW w:type="dxa" w:w="2880"/>
+            <w:tcW w:type="dxa" w:w="1447"/>
           </w:tcPr>
           <w:p>
             <w:r>
@@ -868,7 +951,7 @@
       <w:tr>
         <w:tc>
           <w:tcPr>
-            <w:tcW w:type="dxa" w:w="2880"/>
+            <w:tcW w:type="dxa" w:w="1930"/>
           </w:tcPr>
           <w:p>
             <w:r>
@@ -881,7 +964,7 @@
         </w:tc>
         <w:tc>
           <w:tcPr>
-            <w:tcW w:type="dxa" w:w="2880"/>
+            <w:tcW w:type="dxa" w:w="1447"/>
           </w:tcPr>
           <w:p>
             <w:r>
@@ -894,7 +977,7 @@
         </w:tc>
         <w:tc>
           <w:tcPr>
-            <w:tcW w:type="dxa" w:w="2880"/>
+            <w:tcW w:type="dxa" w:w="1447"/>
           </w:tcPr>
           <w:p>
             <w:r>
@@ -909,7 +992,7 @@
       <w:tr>
         <w:tc>
           <w:tcPr>
-            <w:tcW w:type="dxa" w:w="2880"/>
+            <w:tcW w:type="dxa" w:w="1930"/>
           </w:tcPr>
           <w:p>
             <w:r>
@@ -922,7 +1005,7 @@
         </w:tc>
         <w:tc>
           <w:tcPr>
-            <w:tcW w:type="dxa" w:w="2880"/>
+            <w:tcW w:type="dxa" w:w="1447"/>
           </w:tcPr>
           <w:p>
             <w:r>
@@ -935,7 +1018,7 @@
         </w:tc>
         <w:tc>
           <w:tcPr>
-            <w:tcW w:type="dxa" w:w="2880"/>
+            <w:tcW w:type="dxa" w:w="1447"/>
           </w:tcPr>
           <w:p>
             <w:r>
@@ -1070,6 +1153,12 @@
         <w:pStyle w:val="Heading2"/>
       </w:pPr>
       <w:r>
+        <w:rPr>
+          <w:rFonts w:ascii="Times New Roman" w:hAnsi="Times New Roman"/>
+          <w:b/>
+          <w:color w:val="000000"/>
+          <w:sz w:val="20"/>
+        </w:rPr>
         <w:t>B. Sixty-three percent of an independent benchmark was not independent</w:t>
       </w:r>
     </w:p>
@@ -1152,18 +1241,19 @@
       <w:tblPr>
         <w:tblStyle w:val="LightGrid-Accent1"/>
         <w:tblW w:type="auto" w:w="0"/>
+        <w:tblLayout w:type="fixed"/>
         <w:tblLook w:firstColumn="1" w:firstRow="1" w:lastColumn="0" w:lastRow="0" w:noHBand="0" w:noVBand="1" w:val="04A0"/>
       </w:tblPr>
       <w:tblGrid>
-        <w:gridCol w:w="2160"/>
-        <w:gridCol w:w="2160"/>
-        <w:gridCol w:w="2160"/>
-        <w:gridCol w:w="2160"/>
+        <w:gridCol w:w="2613"/>
+        <w:gridCol w:w="2613"/>
+        <w:gridCol w:w="2613"/>
+        <w:gridCol w:w="2613"/>
       </w:tblGrid>
       <w:tr>
         <w:tc>
           <w:tcPr>
-            <w:tcW w:type="dxa" w:w="2160"/>
+            <w:tcW w:type="dxa" w:w="1930"/>
           </w:tcPr>
           <w:p>
             <w:r>
@@ -1177,7 +1267,7 @@
         </w:tc>
         <w:tc>
           <w:tcPr>
-            <w:tcW w:type="dxa" w:w="2160"/>
+            <w:tcW w:type="dxa" w:w="965"/>
           </w:tcPr>
           <w:p>
             <w:r>
@@ -1191,7 +1281,7 @@
         </w:tc>
         <w:tc>
           <w:tcPr>
-            <w:tcW w:type="dxa" w:w="2160"/>
+            <w:tcW w:type="dxa" w:w="965"/>
           </w:tcPr>
           <w:p>
             <w:r>
@@ -1205,7 +1295,7 @@
         </w:tc>
         <w:tc>
           <w:tcPr>
-            <w:tcW w:type="dxa" w:w="2160"/>
+            <w:tcW w:type="dxa" w:w="965"/>
           </w:tcPr>
           <w:p>
             <w:r>
@@ -1221,7 +1311,7 @@
       <w:tr>
         <w:tc>
           <w:tcPr>
-            <w:tcW w:type="dxa" w:w="2160"/>
+            <w:tcW w:type="dxa" w:w="1930"/>
           </w:tcPr>
           <w:p>
             <w:r>
@@ -1234,7 +1324,7 @@
         </w:tc>
         <w:tc>
           <w:tcPr>
-            <w:tcW w:type="dxa" w:w="2160"/>
+            <w:tcW w:type="dxa" w:w="965"/>
           </w:tcPr>
           <w:p>
             <w:r>
@@ -1247,7 +1337,7 @@
         </w:tc>
         <w:tc>
           <w:tcPr>
-            <w:tcW w:type="dxa" w:w="2160"/>
+            <w:tcW w:type="dxa" w:w="965"/>
           </w:tcPr>
           <w:p>
             <w:r>
@@ -1260,7 +1350,7 @@
         </w:tc>
         <w:tc>
           <w:tcPr>
-            <w:tcW w:type="dxa" w:w="2160"/>
+            <w:tcW w:type="dxa" w:w="965"/>
           </w:tcPr>
           <w:p>
             <w:r>
@@ -1275,7 +1365,7 @@
       <w:tr>
         <w:tc>
           <w:tcPr>
-            <w:tcW w:type="dxa" w:w="2160"/>
+            <w:tcW w:type="dxa" w:w="1930"/>
           </w:tcPr>
           <w:p>
             <w:r>
@@ -1288,7 +1378,7 @@
         </w:tc>
         <w:tc>
           <w:tcPr>
-            <w:tcW w:type="dxa" w:w="2160"/>
+            <w:tcW w:type="dxa" w:w="965"/>
           </w:tcPr>
           <w:p>
             <w:r>
@@ -1301,7 +1391,7 @@
         </w:tc>
         <w:tc>
           <w:tcPr>
-            <w:tcW w:type="dxa" w:w="2160"/>
+            <w:tcW w:type="dxa" w:w="965"/>
           </w:tcPr>
           <w:p>
             <w:r>
@@ -1314,7 +1404,7 @@
         </w:tc>
         <w:tc>
           <w:tcPr>
-            <w:tcW w:type="dxa" w:w="2160"/>
+            <w:tcW w:type="dxa" w:w="965"/>
           </w:tcPr>
           <w:p>
             <w:r>
@@ -1329,7 +1419,7 @@
       <w:tr>
         <w:tc>
           <w:tcPr>
-            <w:tcW w:type="dxa" w:w="2160"/>
+            <w:tcW w:type="dxa" w:w="1930"/>
           </w:tcPr>
           <w:p>
             <w:r>
@@ -1342,7 +1432,7 @@
         </w:tc>
         <w:tc>
           <w:tcPr>
-            <w:tcW w:type="dxa" w:w="2160"/>
+            <w:tcW w:type="dxa" w:w="965"/>
           </w:tcPr>
           <w:p>
             <w:r>
@@ -1355,7 +1445,7 @@
         </w:tc>
         <w:tc>
           <w:tcPr>
-            <w:tcW w:type="dxa" w:w="2160"/>
+            <w:tcW w:type="dxa" w:w="965"/>
           </w:tcPr>
           <w:p>
             <w:r>
@@ -1368,7 +1458,7 @@
         </w:tc>
         <w:tc>
           <w:tcPr>
-            <w:tcW w:type="dxa" w:w="2160"/>
+            <w:tcW w:type="dxa" w:w="965"/>
           </w:tcPr>
           <w:p>
             <w:r>
@@ -1383,7 +1473,7 @@
       <w:tr>
         <w:tc>
           <w:tcPr>
-            <w:tcW w:type="dxa" w:w="2160"/>
+            <w:tcW w:type="dxa" w:w="1930"/>
           </w:tcPr>
           <w:p>
             <w:r>
@@ -1396,7 +1486,7 @@
         </w:tc>
         <w:tc>
           <w:tcPr>
-            <w:tcW w:type="dxa" w:w="2160"/>
+            <w:tcW w:type="dxa" w:w="965"/>
           </w:tcPr>
           <w:p>
             <w:r>
@@ -1409,7 +1499,7 @@
         </w:tc>
         <w:tc>
           <w:tcPr>
-            <w:tcW w:type="dxa" w:w="2160"/>
+            <w:tcW w:type="dxa" w:w="965"/>
           </w:tcPr>
           <w:p>
             <w:r>
@@ -1422,7 +1512,7 @@
         </w:tc>
         <w:tc>
           <w:tcPr>
-            <w:tcW w:type="dxa" w:w="2160"/>
+            <w:tcW w:type="dxa" w:w="965"/>
           </w:tcPr>
           <w:p>
             <w:r>
@@ -1437,7 +1527,7 @@
       <w:tr>
         <w:tc>
           <w:tcPr>
-            <w:tcW w:type="dxa" w:w="2160"/>
+            <w:tcW w:type="dxa" w:w="1930"/>
           </w:tcPr>
           <w:p>
             <w:r>
@@ -1450,7 +1540,7 @@
         </w:tc>
         <w:tc>
           <w:tcPr>
-            <w:tcW w:type="dxa" w:w="2160"/>
+            <w:tcW w:type="dxa" w:w="965"/>
           </w:tcPr>
           <w:p>
             <w:r>
@@ -1463,7 +1553,7 @@
         </w:tc>
         <w:tc>
           <w:tcPr>
-            <w:tcW w:type="dxa" w:w="2160"/>
+            <w:tcW w:type="dxa" w:w="965"/>
           </w:tcPr>
           <w:p>
             <w:r>
@@ -1476,7 +1566,7 @@
         </w:tc>
         <w:tc>
           <w:tcPr>
-            <w:tcW w:type="dxa" w:w="2160"/>
+            <w:tcW w:type="dxa" w:w="965"/>
           </w:tcPr>
           <w:p>
             <w:r>
@@ -1605,6 +1695,12 @@
         <w:pStyle w:val="Heading2"/>
       </w:pPr>
       <w:r>
+        <w:rPr>
+          <w:rFonts w:ascii="Times New Roman" w:hAnsi="Times New Roman"/>
+          <w:b/>
+          <w:color w:val="000000"/>
+          <w:sz w:val="20"/>
+        </w:rPr>
         <w:t>C. Distilling an imperfect teacher degrades the student</w:t>
       </w:r>
     </w:p>
@@ -1692,6 +1788,12 @@
         <w:pStyle w:val="Heading2"/>
       </w:pPr>
       <w:r>
+        <w:rPr>
+          <w:rFonts w:ascii="Times New Roman" w:hAnsi="Times New Roman"/>
+          <w:b/>
+          <w:color w:val="000000"/>
+          <w:sz w:val="20"/>
+        </w:rPr>
         <w:t>D. More training data changed a metric that accuracy could not see</w:t>
       </w:r>
     </w:p>
@@ -1816,18 +1918,19 @@
       <w:tblPr>
         <w:tblStyle w:val="LightGrid-Accent1"/>
         <w:tblW w:type="auto" w:w="0"/>
+        <w:tblLayout w:type="fixed"/>
         <w:tblLook w:firstColumn="1" w:firstRow="1" w:lastColumn="0" w:lastRow="0" w:noHBand="0" w:noVBand="1" w:val="04A0"/>
       </w:tblPr>
       <w:tblGrid>
-        <w:gridCol w:w="2160"/>
-        <w:gridCol w:w="2160"/>
-        <w:gridCol w:w="2160"/>
-        <w:gridCol w:w="2160"/>
+        <w:gridCol w:w="2613"/>
+        <w:gridCol w:w="2613"/>
+        <w:gridCol w:w="2613"/>
+        <w:gridCol w:w="2613"/>
       </w:tblGrid>
       <w:tr>
         <w:tc>
           <w:tcPr>
-            <w:tcW w:type="dxa" w:w="2160"/>
+            <w:tcW w:type="dxa" w:w="1930"/>
           </w:tcPr>
           <w:p>
             <w:r>
@@ -1841,7 +1944,7 @@
         </w:tc>
         <w:tc>
           <w:tcPr>
-            <w:tcW w:type="dxa" w:w="2160"/>
+            <w:tcW w:type="dxa" w:w="965"/>
           </w:tcPr>
           <w:p>
             <w:r>
@@ -1855,7 +1958,7 @@
         </w:tc>
         <w:tc>
           <w:tcPr>
-            <w:tcW w:type="dxa" w:w="2160"/>
+            <w:tcW w:type="dxa" w:w="965"/>
           </w:tcPr>
           <w:p>
             <w:r>
@@ -1869,7 +1972,7 @@
         </w:tc>
         <w:tc>
           <w:tcPr>
-            <w:tcW w:type="dxa" w:w="2160"/>
+            <w:tcW w:type="dxa" w:w="965"/>
           </w:tcPr>
           <w:p>
             <w:r>
@@ -1885,7 +1988,7 @@
       <w:tr>
         <w:tc>
           <w:tcPr>
-            <w:tcW w:type="dxa" w:w="2160"/>
+            <w:tcW w:type="dxa" w:w="1930"/>
           </w:tcPr>
           <w:p>
             <w:r>
@@ -1898,7 +2001,7 @@
         </w:tc>
         <w:tc>
           <w:tcPr>
-            <w:tcW w:type="dxa" w:w="2160"/>
+            <w:tcW w:type="dxa" w:w="965"/>
           </w:tcPr>
           <w:p>
             <w:r>
@@ -1911,7 +2014,7 @@
         </w:tc>
         <w:tc>
           <w:tcPr>
-            <w:tcW w:type="dxa" w:w="2160"/>
+            <w:tcW w:type="dxa" w:w="965"/>
           </w:tcPr>
           <w:p>
             <w:r>
@@ -1924,7 +2027,7 @@
         </w:tc>
         <w:tc>
           <w:tcPr>
-            <w:tcW w:type="dxa" w:w="2160"/>
+            <w:tcW w:type="dxa" w:w="965"/>
           </w:tcPr>
           <w:p>
             <w:r>
@@ -1939,7 +2042,7 @@
       <w:tr>
         <w:tc>
           <w:tcPr>
-            <w:tcW w:type="dxa" w:w="2160"/>
+            <w:tcW w:type="dxa" w:w="1930"/>
           </w:tcPr>
           <w:p>
             <w:r>
@@ -1952,7 +2055,7 @@
         </w:tc>
         <w:tc>
           <w:tcPr>
-            <w:tcW w:type="dxa" w:w="2160"/>
+            <w:tcW w:type="dxa" w:w="965"/>
           </w:tcPr>
           <w:p>
             <w:r>
@@ -1965,7 +2068,7 @@
         </w:tc>
         <w:tc>
           <w:tcPr>
-            <w:tcW w:type="dxa" w:w="2160"/>
+            <w:tcW w:type="dxa" w:w="965"/>
           </w:tcPr>
           <w:p>
             <w:r>
@@ -1978,7 +2081,7 @@
         </w:tc>
         <w:tc>
           <w:tcPr>
-            <w:tcW w:type="dxa" w:w="2160"/>
+            <w:tcW w:type="dxa" w:w="965"/>
           </w:tcPr>
           <w:p>
             <w:r>
@@ -2002,6 +2105,12 @@
         <w:pStyle w:val="Heading2"/>
       </w:pPr>
       <w:r>
+        <w:rPr>
+          <w:rFonts w:ascii="Times New Roman" w:hAnsi="Times New Roman"/>
+          <w:b/>
+          <w:color w:val="000000"/>
+          <w:sz w:val="20"/>
+        </w:rPr>
         <w:t>E. A seven-attempt history that never reached clinical usefulness</w:t>
       </w:r>
     </w:p>
@@ -2021,17 +2130,18 @@
       <w:tblPr>
         <w:tblStyle w:val="LightGrid-Accent1"/>
         <w:tblW w:type="auto" w:w="0"/>
+        <w:tblLayout w:type="fixed"/>
         <w:tblLook w:firstColumn="1" w:firstRow="1" w:lastColumn="0" w:lastRow="0" w:noHBand="0" w:noVBand="1" w:val="04A0"/>
       </w:tblPr>
       <w:tblGrid>
-        <w:gridCol w:w="2880"/>
-        <w:gridCol w:w="2880"/>
-        <w:gridCol w:w="2880"/>
+        <w:gridCol w:w="3485"/>
+        <w:gridCol w:w="3485"/>
+        <w:gridCol w:w="3485"/>
       </w:tblGrid>
       <w:tr>
         <w:tc>
           <w:tcPr>
-            <w:tcW w:type="dxa" w:w="2880"/>
+            <w:tcW w:type="dxa" w:w="1930"/>
           </w:tcPr>
           <w:p>
             <w:r>
@@ -2045,7 +2155,7 @@
         </w:tc>
         <w:tc>
           <w:tcPr>
-            <w:tcW w:type="dxa" w:w="2880"/>
+            <w:tcW w:type="dxa" w:w="1447"/>
           </w:tcPr>
           <w:p>
             <w:r>
@@ -2059,7 +2169,7 @@
         </w:tc>
         <w:tc>
           <w:tcPr>
-            <w:tcW w:type="dxa" w:w="2880"/>
+            <w:tcW w:type="dxa" w:w="1447"/>
           </w:tcPr>
           <w:p>
             <w:r>
@@ -2075,7 +2185,7 @@
       <w:tr>
         <w:tc>
           <w:tcPr>
-            <w:tcW w:type="dxa" w:w="2880"/>
+            <w:tcW w:type="dxa" w:w="1930"/>
           </w:tcPr>
           <w:p>
             <w:r>
@@ -2088,7 +2198,7 @@
         </w:tc>
         <w:tc>
           <w:tcPr>
-            <w:tcW w:type="dxa" w:w="2880"/>
+            <w:tcW w:type="dxa" w:w="1447"/>
           </w:tcPr>
           <w:p>
             <w:r>
@@ -2101,7 +2211,7 @@
         </w:tc>
         <w:tc>
           <w:tcPr>
-            <w:tcW w:type="dxa" w:w="2880"/>
+            <w:tcW w:type="dxa" w:w="1447"/>
           </w:tcPr>
           <w:p>
             <w:r>
@@ -2116,7 +2226,7 @@
       <w:tr>
         <w:tc>
           <w:tcPr>
-            <w:tcW w:type="dxa" w:w="2880"/>
+            <w:tcW w:type="dxa" w:w="1930"/>
           </w:tcPr>
           <w:p>
             <w:r>
@@ -2129,7 +2239,7 @@
         </w:tc>
         <w:tc>
           <w:tcPr>
-            <w:tcW w:type="dxa" w:w="2880"/>
+            <w:tcW w:type="dxa" w:w="1447"/>
           </w:tcPr>
           <w:p>
             <w:r>
@@ -2142,7 +2252,7 @@
         </w:tc>
         <w:tc>
           <w:tcPr>
-            <w:tcW w:type="dxa" w:w="2880"/>
+            <w:tcW w:type="dxa" w:w="1447"/>
           </w:tcPr>
           <w:p>
             <w:r>
@@ -2157,7 +2267,7 @@
       <w:tr>
         <w:tc>
           <w:tcPr>
-            <w:tcW w:type="dxa" w:w="2880"/>
+            <w:tcW w:type="dxa" w:w="1930"/>
           </w:tcPr>
           <w:p>
             <w:r>
@@ -2170,7 +2280,7 @@
         </w:tc>
         <w:tc>
           <w:tcPr>
-            <w:tcW w:type="dxa" w:w="2880"/>
+            <w:tcW w:type="dxa" w:w="1447"/>
           </w:tcPr>
           <w:p>
             <w:r>
@@ -2183,7 +2293,7 @@
         </w:tc>
         <w:tc>
           <w:tcPr>
-            <w:tcW w:type="dxa" w:w="2880"/>
+            <w:tcW w:type="dxa" w:w="1447"/>
           </w:tcPr>
           <w:p>
             <w:r>
@@ -2198,7 +2308,7 @@
       <w:tr>
         <w:tc>
           <w:tcPr>
-            <w:tcW w:type="dxa" w:w="2880"/>
+            <w:tcW w:type="dxa" w:w="1930"/>
           </w:tcPr>
           <w:p>
             <w:r>
@@ -2211,7 +2321,7 @@
         </w:tc>
         <w:tc>
           <w:tcPr>
-            <w:tcW w:type="dxa" w:w="2880"/>
+            <w:tcW w:type="dxa" w:w="1447"/>
           </w:tcPr>
           <w:p>
             <w:r>
@@ -2224,7 +2334,7 @@
         </w:tc>
         <w:tc>
           <w:tcPr>
-            <w:tcW w:type="dxa" w:w="2880"/>
+            <w:tcW w:type="dxa" w:w="1447"/>
           </w:tcPr>
           <w:p>
             <w:r>
@@ -2239,7 +2349,7 @@
       <w:tr>
         <w:tc>
           <w:tcPr>
-            <w:tcW w:type="dxa" w:w="2880"/>
+            <w:tcW w:type="dxa" w:w="1930"/>
           </w:tcPr>
           <w:p>
             <w:r>
@@ -2252,7 +2362,7 @@
         </w:tc>
         <w:tc>
           <w:tcPr>
-            <w:tcW w:type="dxa" w:w="2880"/>
+            <w:tcW w:type="dxa" w:w="1447"/>
           </w:tcPr>
           <w:p>
             <w:r>
@@ -2265,7 +2375,7 @@
         </w:tc>
         <w:tc>
           <w:tcPr>
-            <w:tcW w:type="dxa" w:w="2880"/>
+            <w:tcW w:type="dxa" w:w="1447"/>
           </w:tcPr>
           <w:p>
             <w:r>
@@ -2280,7 +2390,7 @@
       <w:tr>
         <w:tc>
           <w:tcPr>
-            <w:tcW w:type="dxa" w:w="2880"/>
+            <w:tcW w:type="dxa" w:w="1930"/>
           </w:tcPr>
           <w:p>
             <w:r>
@@ -2293,7 +2403,7 @@
         </w:tc>
         <w:tc>
           <w:tcPr>
-            <w:tcW w:type="dxa" w:w="2880"/>
+            <w:tcW w:type="dxa" w:w="1447"/>
           </w:tcPr>
           <w:p>
             <w:r>
@@ -2306,7 +2416,7 @@
         </w:tc>
         <w:tc>
           <w:tcPr>
-            <w:tcW w:type="dxa" w:w="2880"/>
+            <w:tcW w:type="dxa" w:w="1447"/>
           </w:tcPr>
           <w:p>
             <w:r>
@@ -2321,7 +2431,7 @@
       <w:tr>
         <w:tc>
           <w:tcPr>
-            <w:tcW w:type="dxa" w:w="2880"/>
+            <w:tcW w:type="dxa" w:w="1930"/>
           </w:tcPr>
           <w:p>
             <w:r>
@@ -2334,7 +2444,7 @@
         </w:tc>
         <w:tc>
           <w:tcPr>
-            <w:tcW w:type="dxa" w:w="2880"/>
+            <w:tcW w:type="dxa" w:w="1447"/>
           </w:tcPr>
           <w:p>
             <w:r>
@@ -2347,7 +2457,7 @@
         </w:tc>
         <w:tc>
           <w:tcPr>
-            <w:tcW w:type="dxa" w:w="2880"/>
+            <w:tcW w:type="dxa" w:w="1447"/>
           </w:tcPr>
           <w:p>
             <w:r>
@@ -2362,7 +2472,7 @@
       <w:tr>
         <w:tc>
           <w:tcPr>
-            <w:tcW w:type="dxa" w:w="2880"/>
+            <w:tcW w:type="dxa" w:w="1930"/>
           </w:tcPr>
           <w:p>
             <w:r>
@@ -2375,7 +2485,7 @@
         </w:tc>
         <w:tc>
           <w:tcPr>
-            <w:tcW w:type="dxa" w:w="2880"/>
+            <w:tcW w:type="dxa" w:w="1447"/>
           </w:tcPr>
           <w:p>
             <w:r>
@@ -2388,7 +2498,7 @@
         </w:tc>
         <w:tc>
           <w:tcPr>
-            <w:tcW w:type="dxa" w:w="2880"/>
+            <w:tcW w:type="dxa" w:w="1447"/>
           </w:tcPr>
           <w:p>
             <w:r>
@@ -2451,8 +2561,15 @@
     <w:p>
       <w:pPr>
         <w:pStyle w:val="Heading1"/>
+        <w:jc w:val="center"/>
       </w:pPr>
       <w:r>
+        <w:rPr>
+          <w:rFonts w:ascii="Times New Roman" w:hAnsi="Times New Roman"/>
+          <w:b/>
+          <w:color w:val="000000"/>
+          <w:sz w:val="22"/>
+        </w:rPr>
         <w:t>VI. Discussion</w:t>
       </w:r>
     </w:p>
@@ -2474,8 +2591,15 @@
     <w:p>
       <w:pPr>
         <w:pStyle w:val="Heading1"/>
+        <w:jc w:val="center"/>
       </w:pPr>
       <w:r>
+        <w:rPr>
+          <w:rFonts w:ascii="Times New Roman" w:hAnsi="Times New Roman"/>
+          <w:b/>
+          <w:color w:val="000000"/>
+          <w:sz w:val="22"/>
+        </w:rPr>
         <w:t>VII. Conclusion</w:t>
       </w:r>
     </w:p>
@@ -2487,8 +2611,15 @@
     <w:p>
       <w:pPr>
         <w:pStyle w:val="Heading1"/>
+        <w:jc w:val="center"/>
       </w:pPr>
       <w:r>
+        <w:rPr>
+          <w:rFonts w:ascii="Times New Roman" w:hAnsi="Times New Roman"/>
+          <w:b/>
+          <w:color w:val="000000"/>
+          <w:sz w:val="22"/>
+        </w:rPr>
         <w:t>References</w:t>
       </w:r>
     </w:p>
@@ -2498,7 +2629,8 @@
       </w:pPr>
       <w:r>
         <w:rPr>
-          <w:sz w:val="20"/>
+          <w:rFonts w:ascii="Times New Roman" w:hAnsi="Times New Roman"/>
+          <w:sz w:val="18"/>
         </w:rPr>
         <w:t>P. Henderson, R. Islam, P. Bachman, J. Pineau, D. Precup, and D. Meger, “Deep reinforcement learning that matters,” in Proc. AAAI Conf. Artif. Intell., vol. 32, no. 1, 2018.</w:t>
       </w:r>
@@ -2509,7 +2641,8 @@
       </w:pPr>
       <w:r>
         <w:rPr>
-          <w:sz w:val="20"/>
+          <w:rFonts w:ascii="Times New Roman" w:hAnsi="Times New Roman"/>
+          <w:sz w:val="18"/>
         </w:rPr>
         <w:t>D. Picard, “torch.manual_seed(3407) is all you need: On the influence of random seeds in deep learning architectures for computer vision,” arXiv preprint arXiv:2109.08203, 2021.</w:t>
       </w:r>
@@ -2520,7 +2653,8 @@
       </w:pPr>
       <w:r>
         <w:rPr>
-          <w:sz w:val="20"/>
+          <w:rFonts w:ascii="Times New Roman" w:hAnsi="Times New Roman"/>
+          <w:sz w:val="18"/>
         </w:rPr>
         <w:t>X. Bouthillier, P. Delaunay, M. Bronzi, A. Trofimov, B. Nichyporuk, J. Szeto, N. Mohammadi Sepahvand, E. Raff, K. Madan, V. Voleti, S. E. Kahou, V. Michalski, T. Arbel, C. Pal, G. Varoquaux, and P. Vincent, “Accounting for variance in machine learning benchmarks,” in Proc. Mach. Learn. Syst. (MLSys), 2021.</w:t>
       </w:r>
@@ -2531,7 +2665,8 @@
       </w:pPr>
       <w:r>
         <w:rPr>
-          <w:sz w:val="20"/>
+          <w:rFonts w:ascii="Times New Roman" w:hAnsi="Times New Roman"/>
+          <w:sz w:val="18"/>
         </w:rPr>
         <w:t>S. Kaufman, S. Rosset, C. Perlich, and O. Stitelman, “Leakage in data mining: Formulation, detection, and avoidance,” ACM Trans. Knowl. Discov. Data, vol. 6, no. 4, pp. 1–21, 2012.</w:t>
       </w:r>
@@ -2542,7 +2677,8 @@
       </w:pPr>
       <w:r>
         <w:rPr>
-          <w:sz w:val="20"/>
+          <w:rFonts w:ascii="Times New Roman" w:hAnsi="Times New Roman"/>
+          <w:sz w:val="18"/>
         </w:rPr>
         <w:t>S. Kapoor and A. Narayanan, “Leakage and the reproducibility crisis in machine-learning-based science,” Patterns, vol. 4, no. 9, 100804, 2023.</w:t>
       </w:r>
@@ -2553,7 +2689,8 @@
       </w:pPr>
       <w:r>
         <w:rPr>
-          <w:sz w:val="20"/>
+          <w:rFonts w:ascii="Times New Roman" w:hAnsi="Times New Roman"/>
+          <w:sz w:val="18"/>
         </w:rPr>
         <w:t>L. Wynants, B. Van Calster, G. S. Collins, R. D. Riley, G. Heinze, E. Schuit, et al., “Prediction models for diagnosis and prognosis of covid-19: systematic review and critical appraisal,” BMJ, vol. 369, m1328, 2020.</w:t>
       </w:r>
@@ -2564,7 +2701,8 @@
       </w:pPr>
       <w:r>
         <w:rPr>
-          <w:sz w:val="20"/>
+          <w:rFonts w:ascii="Times New Roman" w:hAnsi="Times New Roman"/>
+          <w:sz w:val="18"/>
         </w:rPr>
         <w:t>G. Hinton, O. Vinyals, and J. Dean, “Distilling the knowledge in a neural network,” arXiv preprint arXiv:1503.02531, 2015.</w:t>
       </w:r>
@@ -2575,7 +2713,8 @@
       </w:pPr>
       <w:r>
         <w:rPr>
-          <w:sz w:val="20"/>
+          <w:rFonts w:ascii="Times New Roman" w:hAnsi="Times New Roman"/>
+          <w:sz w:val="18"/>
         </w:rPr>
         <w:t>Y. Zhang et al., “LeaSE: Learning to search efficient architecture for brain tumor classification,” Front. Neurosci., 2022.</w:t>
       </w:r>
@@ -2586,7 +2725,8 @@
       </w:pPr>
       <w:r>
         <w:rPr>
-          <w:sz w:val="20"/>
+          <w:rFonts w:ascii="Times New Roman" w:hAnsi="Times New Roman"/>
+          <w:sz w:val="18"/>
         </w:rPr>
         <w:t>A. Jaamour et al., “Automated breast cancer detection from mammograms using deep learning,” 2024.</w:t>
       </w:r>
@@ -2597,7 +2737,8 @@
       </w:pPr>
       <w:r>
         <w:rPr>
-          <w:sz w:val="20"/>
+          <w:rFonts w:ascii="Times New Roman" w:hAnsi="Times New Roman"/>
+          <w:sz w:val="18"/>
         </w:rPr>
         <w:t>S. Valluri, “Pneumonia detection in chest X-rays using a convolutional neural network,” Young Scientists Journal, 2023.</w:t>
       </w:r>
@@ -2608,7 +2749,8 @@
       </w:pPr>
       <w:r>
         <w:rPr>
-          <w:sz w:val="20"/>
+          <w:rFonts w:ascii="Times New Roman" w:hAnsi="Times New Roman"/>
+          <w:sz w:val="18"/>
         </w:rPr>
         <w:t>G. Shih, C. C. Wu, S. S. Halabi, M. D. Kohli, L. M. Prevedello, T. S. Cook, A. Sharma, J. K. Amorosa, V. Arteaga, M. Galperin-Aizenberg, R. R. Gill, M. C. Godoy, S. Hobbs, J. Jeudy, A. Laroia, P. N. Shah, D. Vummidi, K. Yaddanapudi, and A. Stein, “Augmenting the National Institutes of Health chest radiograph dataset with expert annotations of possible pneumonia,” Radiol. Artif. Intell., vol. 1, no. 1, e180041, 2019.</w:t>
       </w:r>
@@ -2619,7 +2761,8 @@
       </w:pPr>
       <w:r>
         <w:rPr>
-          <w:sz w:val="20"/>
+          <w:rFonts w:ascii="Times New Roman" w:hAnsi="Times New Roman"/>
+          <w:sz w:val="18"/>
         </w:rPr>
         <w:t>J. Cheng, W. Huang, S. Cao, R. Yang, W. Yang, Z. Yun, Z. Wang, and Q. Feng, “Enhanced performance of brain tumor classification via tumor region augmentation and partition,” PLOS ONE, vol. 10, no. 12, e0140381, 2015.</w:t>
       </w:r>
@@ -2630,7 +2773,8 @@
       </w:pPr>
       <w:r>
         <w:rPr>
-          <w:sz w:val="20"/>
+          <w:rFonts w:ascii="Times New Roman" w:hAnsi="Times New Roman"/>
+          <w:sz w:val="18"/>
         </w:rPr>
         <w:t>R. S. Lee, F. Gimenez, A. Hoogi, K. K. Miyake, M. Gorovoy, and D. L. Rubin, “A curated mammography data set for use in computer-aided detection and diagnosis research,” Sci. Data, vol. 4, 170177, 2017.</w:t>
       </w:r>
@@ -2641,15 +2785,17 @@
       </w:pPr>
       <w:r>
         <w:rPr>
-          <w:sz w:val="20"/>
+          <w:rFonts w:ascii="Times New Roman" w:hAnsi="Times New Roman"/>
+          <w:sz w:val="18"/>
         </w:rPr>
         <w:t>J. Suckling et al., “The mammographic image analysis society digital mammogram database,” Excerpta Medica Int. Congr. Ser., vol. 1069, pp. 375–378, 1994.</w:t>
       </w:r>
     </w:p>
     <w:sectPr>
+      <w:type w:val="continuous"/>
       <w:pgSz w:w="12240" w:h="15840"/>
-      <w:pgMar w:top="1440" w:right="1800" w:bottom="1440" w:left="1800" w:header="720" w:footer="720" w:gutter="0"/>
-      <w:cols w:space="720"/>
+      <w:pgMar w:top="1080" w:right="893" w:bottom="1080" w:left="893" w:header="720" w:footer="720" w:gutter="0"/>
+      <w:cols w:space="360" w:num="2" w:equalWidth="1"/>
       <w:docGrid w:linePitch="360"/>
     </w:sectPr>
   </w:body>
@@ -3021,7 +3167,7 @@
     <w:rsid w:val="00FC693F"/>
     <w:rPr>
       <w:rFonts w:ascii="Times New Roman" w:hAnsi="Times New Roman"/>
-      <w:sz w:val="22"/>
+      <w:sz w:val="20"/>
     </w:rPr>
   </w:style>
   <w:style w:type="paragraph" w:styleId="Header">
